--- a/pr-preview/pr-655/vignettes/articles/version-crosswalk-1.3-to-1.4.docx
+++ b/pr-preview/pr-655/vignettes/articles/version-crosswalk-1.3-to-1.4.docx
@@ -3049,7 +3049,7 @@
         <w:rPr>
           <w:rStyle w:val="CommentTok"/>
         </w:rPr>
-        <w:t xml:space="preserve">#&gt;     age id    antigen_iso value</w:t>
+        <w:t xml:space="preserve">#&gt;     age id    antigen_iso  value</w:t>
       </w:r>
       <w:r>
         <w:br/>
@@ -3058,7 +3058,7 @@
         <w:rPr>
           <w:rStyle w:val="CommentTok"/>
         </w:rPr>
-        <w:t xml:space="preserve">#&gt;   &lt;dbl&gt; &lt;chr&gt; &lt;chr&gt;       &lt;dbl&gt;</w:t>
+        <w:t xml:space="preserve">#&gt;   &lt;dbl&gt; &lt;chr&gt; &lt;chr&gt;        &lt;dbl&gt;</w:t>
       </w:r>
       <w:r>
         <w:br/>
@@ -3067,7 +3067,7 @@
         <w:rPr>
           <w:rStyle w:val="CommentTok"/>
         </w:rPr>
-        <w:t xml:space="preserve">#&gt; 1  0.85 1     HlyE_IgA    0.551</w:t>
+        <w:t xml:space="preserve">#&gt; 1 13.1  1     HlyE_IgA     0.225</w:t>
       </w:r>
       <w:r>
         <w:br/>
@@ -3076,7 +3076,7 @@
         <w:rPr>
           <w:rStyle w:val="CommentTok"/>
         </w:rPr>
-        <w:t xml:space="preserve">#&gt; 2  0.85 1     HlyE_IgG    0.580</w:t>
+        <w:t xml:space="preserve">#&gt; 2 13.1  1     HlyE_IgG    37.1  </w:t>
       </w:r>
       <w:r>
         <w:br/>
@@ -3085,7 +3085,7 @@
         <w:rPr>
           <w:rStyle w:val="CommentTok"/>
         </w:rPr>
-        <w:t xml:space="preserve">#&gt; 3  0.8  2     HlyE_IgA    0.540</w:t>
+        <w:t xml:space="preserve">#&gt; 3 10.4  2     HlyE_IgA     3.46 </w:t>
       </w:r>
       <w:r>
         <w:br/>
@@ -3094,7 +3094,7 @@
         <w:rPr>
           <w:rStyle w:val="CommentTok"/>
         </w:rPr>
-        <w:t xml:space="preserve">#&gt; 4  0.8  2     HlyE_IgG    0.451</w:t>
+        <w:t xml:space="preserve">#&gt; 4 10.4  2     HlyE_IgG    22.1  </w:t>
       </w:r>
       <w:r>
         <w:br/>
@@ -3103,7 +3103,7 @@
         <w:rPr>
           <w:rStyle w:val="CommentTok"/>
         </w:rPr>
-        <w:t xml:space="preserve">#&gt; 5  4.46 3     HlyE_IgA    0.382</w:t>
+        <w:t xml:space="preserve">#&gt; 5  1.25 3     HlyE_IgA     0.258</w:t>
       </w:r>
       <w:r>
         <w:br/>
@@ -3112,7 +3112,7 @@
         <w:rPr>
           <w:rStyle w:val="CommentTok"/>
         </w:rPr>
-        <w:t xml:space="preserve">#&gt; 6  4.46 3     HlyE_IgG    0.716</w:t>
+        <w:t xml:space="preserve">#&gt; 6  1.25 3     HlyE_IgG     0.973</w:t>
       </w:r>
       <w:r>
         <w:br/>

--- a/pr-preview/pr-655/vignettes/articles/version-crosswalk-1.3-to-1.4.docx
+++ b/pr-preview/pr-655/vignettes/articles/version-crosswalk-1.3-to-1.4.docx
@@ -3067,7 +3067,7 @@
         <w:rPr>
           <w:rStyle w:val="CommentTok"/>
         </w:rPr>
-        <w:t xml:space="preserve">#&gt; 1 13.1  1     HlyE_IgA     0.225</w:t>
+        <w:t xml:space="preserve">#&gt; 1  0.83 1     HlyE_IgA     0.693</w:t>
       </w:r>
       <w:r>
         <w:br/>
@@ -3076,7 +3076,7 @@
         <w:rPr>
           <w:rStyle w:val="CommentTok"/>
         </w:rPr>
-        <w:t xml:space="preserve">#&gt; 2 13.1  1     HlyE_IgG    37.1  </w:t>
+        <w:t xml:space="preserve">#&gt; 2  0.83 1     HlyE_IgG     0.386</w:t>
       </w:r>
       <w:r>
         <w:br/>
@@ -3085,7 +3085,7 @@
         <w:rPr>
           <w:rStyle w:val="CommentTok"/>
         </w:rPr>
-        <w:t xml:space="preserve">#&gt; 3 10.4  2     HlyE_IgA     3.46 </w:t>
+        <w:t xml:space="preserve">#&gt; 3 10.1  2     HlyE_IgA     1.44 </w:t>
       </w:r>
       <w:r>
         <w:br/>
@@ -3094,7 +3094,7 @@
         <w:rPr>
           <w:rStyle w:val="CommentTok"/>
         </w:rPr>
-        <w:t xml:space="preserve">#&gt; 4 10.4  2     HlyE_IgG    22.1  </w:t>
+        <w:t xml:space="preserve">#&gt; 4 10.1  2     HlyE_IgG     2.40 </w:t>
       </w:r>
       <w:r>
         <w:br/>
@@ -3103,7 +3103,7 @@
         <w:rPr>
           <w:rStyle w:val="CommentTok"/>
         </w:rPr>
-        <w:t xml:space="preserve">#&gt; 5  1.25 3     HlyE_IgA     0.258</w:t>
+        <w:t xml:space="preserve">#&gt; 5 18.7  3     HlyE_IgA     1.98 </w:t>
       </w:r>
       <w:r>
         <w:br/>
@@ -3112,7 +3112,7 @@
         <w:rPr>
           <w:rStyle w:val="CommentTok"/>
         </w:rPr>
-        <w:t xml:space="preserve">#&gt; 6  1.25 3     HlyE_IgG     0.973</w:t>
+        <w:t xml:space="preserve">#&gt; 6 18.7  3     HlyE_IgG    23.7</w:t>
       </w:r>
       <w:r>
         <w:br/>

--- a/pr-preview/pr-655/vignettes/articles/version-crosswalk-1.3-to-1.4.docx
+++ b/pr-preview/pr-655/vignettes/articles/version-crosswalk-1.3-to-1.4.docx
@@ -3067,7 +3067,7 @@
         <w:rPr>
           <w:rStyle w:val="CommentTok"/>
         </w:rPr>
-        <w:t xml:space="preserve">#&gt; 1  0.83 1     HlyE_IgA     0.693</w:t>
+        <w:t xml:space="preserve">#&gt; 1  5.22 1     HlyE_IgA     0.782</w:t>
       </w:r>
       <w:r>
         <w:br/>
@@ -3076,7 +3076,7 @@
         <w:rPr>
           <w:rStyle w:val="CommentTok"/>
         </w:rPr>
-        <w:t xml:space="preserve">#&gt; 2  0.83 1     HlyE_IgG     0.386</w:t>
+        <w:t xml:space="preserve">#&gt; 2  5.22 1     HlyE_IgG     0.573</w:t>
       </w:r>
       <w:r>
         <w:br/>
@@ -3085,7 +3085,7 @@
         <w:rPr>
           <w:rStyle w:val="CommentTok"/>
         </w:rPr>
-        <w:t xml:space="preserve">#&gt; 3 10.1  2     HlyE_IgA     1.44 </w:t>
+        <w:t xml:space="preserve">#&gt; 3 19.4  2     HlyE_IgA     0.737</w:t>
       </w:r>
       <w:r>
         <w:br/>
@@ -3094,7 +3094,7 @@
         <w:rPr>
           <w:rStyle w:val="CommentTok"/>
         </w:rPr>
-        <w:t xml:space="preserve">#&gt; 4 10.1  2     HlyE_IgG     2.40 </w:t>
+        <w:t xml:space="preserve">#&gt; 4 19.4  2     HlyE_IgG    11.4  </w:t>
       </w:r>
       <w:r>
         <w:br/>
@@ -3103,7 +3103,7 @@
         <w:rPr>
           <w:rStyle w:val="CommentTok"/>
         </w:rPr>
-        <w:t xml:space="preserve">#&gt; 5 18.7  3     HlyE_IgA     1.98 </w:t>
+        <w:t xml:space="preserve">#&gt; 5 11.1  3     HlyE_IgA     0.577</w:t>
       </w:r>
       <w:r>
         <w:br/>
@@ -3112,7 +3112,7 @@
         <w:rPr>
           <w:rStyle w:val="CommentTok"/>
         </w:rPr>
-        <w:t xml:space="preserve">#&gt; 6 18.7  3     HlyE_IgG    23.7</w:t>
+        <w:t xml:space="preserve">#&gt; 6 11.1  3     HlyE_IgG     0.302</w:t>
       </w:r>
       <w:r>
         <w:br/>
